--- a/docs/handover/word/EMHIP-08-Known-Issues-and-Recommendations.docx
+++ b/docs/handover/word/EMHIP-08-Known-Issues-and-Recommendations.docx
@@ -3364,7 +3364,7 @@
               <w:rPr>
                 <w:sz w:val="19"/>
               </w:rPr>
-              <w:t>Small wording and display issues: Recommendation is starred in Add Contact but required only for CPN sessions; Contact History's search says it searches notes but matches names and G-numbers; Scheduled contacts' search mentions a reference number but matches an internal id; the Record contact dialog shows raw values such as "NoAnswer"; the ⌘K hint in the top search does nothing; the greeting always says "Good Morning"; "Next DIALOG assessment due" always says "Not yet scheduled"; the anonymise reason is labelled optional but is required; the guest's "urgent episodes" count actually counts flagged risk assessments; "Full caseload report" opens the Overview tab; the three pathways are labelled differently on some screens; registration accepts a next contact date in the past</w:t>
+              <w:t>Small wording and display issues: Recommendation is starred in Add Contact but required only for CPN sessions; Contact History's search says it searches notes but matches names and G-numbers; Scheduled contacts' search mentions a reference number but matches an internal id; the Record contact dialog shows raw values such as "NoAnswer"; the ⌘K hint in the top search does nothing; the greeting always says "Good Morning"; "Next DIALOG assessment due" always says "Not yet scheduled"; the anonymise reason is labelled optional but is required; the guest's "urgent episodes" count actually counts flagged risk assessments; "Full caseload report" opens the Overview tab; registration accepts a next contact date in the past</w:t>
             </w:r>
           </w:p>
         </w:tc>
@@ -3553,6 +3553,15 @@
       <w:r>
         <w:rPr/>
         <w:t>The Urgent Cases menu count did not go down when a case was resolved; report export buttons showed for roles that cannot export; the guest search matched names only.</w:t>
+      </w:r>
+    </w:p>
+    <w:p>
+      <w:pPr>
+        <w:pStyle w:val="ListBullet"/>
+      </w:pPr>
+      <w:r>
+        <w:rPr/>
+        <w:t>Practical-support categories were shown as pathways, and the three pathways had different names on different screens. Only Mental Wellbeing, Clinical Support and Community Recovery are shown now.</w:t>
       </w:r>
     </w:p>
     <w:sectPr>

--- a/docs/handover/word/EMHIP-08-Known-Issues-and-Recommendations.docx
+++ b/docs/handover/word/EMHIP-08-Known-Issues-and-Recommendations.docx
@@ -1983,19 +1983,6 @@
                 <w:b/>
                 <w:sz w:val="19"/>
               </w:rPr>
-              <w:t>Raise Urgent Flag</w:t>
-            </w:r>
-            <w:r>
-              <w:rPr>
-                <w:sz w:val="19"/>
-              </w:rPr>
-              <w:t xml:space="preserve">, </w:t>
-            </w:r>
-            <w:r>
-              <w:rPr>
-                <w:b/>
-                <w:sz w:val="19"/>
-              </w:rPr>
               <w:t>Actions &amp; Reminders</w:t>
             </w:r>
             <w:r>
@@ -2015,7 +2002,20 @@
               <w:rPr>
                 <w:sz w:val="19"/>
               </w:rPr>
-              <w:t>)</w:t>
+              <w:t xml:space="preserve">; </w:t>
+            </w:r>
+            <w:r>
+              <w:rPr>
+                <w:b/>
+                <w:sz w:val="19"/>
+              </w:rPr>
+              <w:t>Raise Urgent Flag</w:t>
+            </w:r>
+            <w:r>
+              <w:rPr>
+                <w:sz w:val="19"/>
+              </w:rPr>
+              <w:t xml:space="preserve"> is now hidden without the permission)</w:t>
             </w:r>
           </w:p>
         </w:tc>

--- a/docs/handover/word/EMHIP-08-Known-Issues-and-Recommendations.docx
+++ b/docs/handover/word/EMHIP-08-Known-Issues-and-Recommendations.docx
@@ -3364,7 +3364,7 @@
               <w:rPr>
                 <w:sz w:val="19"/>
               </w:rPr>
-              <w:t>Small wording and display issues: Recommendation is starred in Add Contact but required only for CPN sessions; Contact History's search says it searches notes but matches names and G-numbers; Scheduled contacts' search mentions a reference number but matches an internal id; the Record contact dialog shows raw values such as "NoAnswer"; the ⌘K hint in the top search does nothing; the greeting always says "Good Morning"; "Next DIALOG assessment due" always says "Not yet scheduled"; the anonymise reason is labelled optional but is required; the guest's "urgent episodes" count actually counts flagged risk assessments; "Full caseload report" opens the Overview tab; registration accepts a next contact date in the past</w:t>
+              <w:t>Small wording and display issues: Recommendation is starred in Add Contact but required only for CPN sessions; Contact History's search says it searches notes but matches names and G-numbers; Scheduled contacts' search mentions a reference number but matches an internal id; the Record contact dialog shows raw values such as "NoAnswer"; the greeting always says "Good Morning"; "Next DIALOG assessment due" always says "Not yet scheduled"; the anonymise reason is labelled optional but is required; the guest's "urgent episodes" count actually counts flagged risk assessments; "Full caseload report" opens the Overview tab; registration accepts a next contact date in the past</w:t>
             </w:r>
           </w:p>
         </w:tc>

--- a/docs/handover/word/EMHIP-08-Known-Issues-and-Recommendations.docx
+++ b/docs/handover/word/EMHIP-08-Known-Issues-and-Recommendations.docx
@@ -74,7 +74,7 @@
           <w:color w:val="6E6E6E"/>
           <w:sz w:val="22"/>
         </w:rPr>
-        <w:t>Version 1.0</w:t>
+        <w:t>Version 1.1</w:t>
       </w:r>
     </w:p>
     <w:p>
@@ -86,7 +86,7 @@
           <w:color w:val="6E6E6E"/>
           <w:sz w:val="22"/>
         </w:rPr>
-        <w:t>30 September 2026</w:t>
+        <w:t>7 October 2026</w:t>
       </w:r>
     </w:p>
     <w:p>
@@ -163,6 +163,18 @@
       </w:r>
     </w:p>
     <w:p>
+      <w:pPr>
+        <w:spacing w:after="40"/>
+        <w:ind w:left="113"/>
+      </w:pPr>
+      <w:r>
+        <w:rPr>
+          <w:sz w:val="21"/>
+        </w:rPr>
+        <w:t>5. Fixed in the 7 October release</w:t>
+      </w:r>
+    </w:p>
+    <w:p>
       <w:r>
         <w:br w:type="page"/>
       </w:r>
@@ -170,7 +182,7 @@
     <w:p>
       <w:r>
         <w:rPr/>
-        <w:t>This document lists what is known not to work as users might expect at handover, and what we recommend doing about each item. Nothing here stops day-to-day use of EMHIP with one hub. Items are grouped by when we suggest dealing with them. Every item was checked against the code on 30 September 2026, while the user, administrator and technical documents were being written.</w:t>
+        <w:t>This document lists what is known not to work as users might expect at handover, and what we recommend doing about each item. Nothing here stops day-to-day use of EMHIP with one hub. Items are grouped by when we suggest dealing with them. Every item was checked against the code on 30 September 2026, while the user, administrator and technical documents were being written, and the list was updated on 7 October 2026 for the changes in document 07b.</w:t>
       </w:r>
     </w:p>
     <w:p>
@@ -1046,6 +1058,174 @@
           </w:p>
         </w:tc>
       </w:tr>
+      <w:tr>
+        <w:trPr>
+          <w:cantSplit/>
+        </w:trPr>
+        <w:tc>
+          <w:tcPr>
+            <w:tcW w:type="dxa" w:w="852"/>
+          </w:tcPr>
+          <w:p>
+            <w:pPr>
+              <w:spacing w:after="0" w:line="252" w:lineRule="auto"/>
+            </w:pPr>
+            <w:r>
+              <w:rPr>
+                <w:sz w:val="19"/>
+              </w:rPr>
+              <w:t>1.11</w:t>
+            </w:r>
+          </w:p>
+        </w:tc>
+        <w:tc>
+          <w:tcPr>
+            <w:tcW w:type="dxa" w:w="2853"/>
+          </w:tcPr>
+          <w:p>
+            <w:pPr>
+              <w:spacing w:after="0" w:line="252" w:lineRule="auto"/>
+            </w:pPr>
+            <w:r>
+              <w:rPr>
+                <w:sz w:val="19"/>
+              </w:rPr>
+              <w:t>Testing has used the shared bootstrap Admin account, whose name is "System Administrator"</w:t>
+            </w:r>
+          </w:p>
+        </w:tc>
+        <w:tc>
+          <w:tcPr>
+            <w:tcW w:type="dxa" w:w="2853"/>
+          </w:tcPr>
+          <w:p>
+            <w:pPr>
+              <w:spacing w:after="0" w:line="252" w:lineRule="auto"/>
+            </w:pPr>
+            <w:r>
+              <w:rPr>
+                <w:sz w:val="19"/>
+              </w:rPr>
+              <w:t xml:space="preserve">Everything done with it is recorded under that name: </w:t>
+            </w:r>
+            <w:r>
+              <w:rPr>
+                <w:b/>
+                <w:sz w:val="19"/>
+              </w:rPr>
+              <w:t>Flag raised by</w:t>
+            </w:r>
+            <w:r>
+              <w:rPr>
+                <w:sz w:val="19"/>
+              </w:rPr>
+              <w:t xml:space="preserve"> on Urgent Case Records, the staff activity log and the Access Log. EMHIP always records the signed-in account, so it cannot show who was really at the keyboard</w:t>
+            </w:r>
+          </w:p>
+        </w:tc>
+        <w:tc>
+          <w:tcPr>
+            <w:tcW w:type="dxa" w:w="2853"/>
+          </w:tcPr>
+          <w:p>
+            <w:pPr>
+              <w:spacing w:after="0" w:line="252" w:lineRule="auto"/>
+            </w:pPr>
+            <w:r>
+              <w:rPr>
+                <w:sz w:val="19"/>
+              </w:rPr>
+              <w:t xml:space="preserve">Give every tester and member of staff a named account and stop using the shared one. Rename the bootstrap account on </w:t>
+            </w:r>
+            <w:r>
+              <w:rPr>
+                <w:b/>
+                <w:sz w:val="19"/>
+              </w:rPr>
+              <w:t>Hub Workers</w:t>
+            </w:r>
+            <w:r>
+              <w:rPr>
+                <w:sz w:val="19"/>
+              </w:rPr>
+              <w:t>, or deactivate it once two named Admin accounts work (document 04, section 1.1)</w:t>
+            </w:r>
+          </w:p>
+        </w:tc>
+      </w:tr>
+      <w:tr>
+        <w:trPr>
+          <w:cantSplit/>
+        </w:trPr>
+        <w:tc>
+          <w:tcPr>
+            <w:tcW w:type="dxa" w:w="852"/>
+            <w:shd w:val="clear" w:color="auto" w:fill="FAF6F7"/>
+          </w:tcPr>
+          <w:p>
+            <w:pPr>
+              <w:spacing w:after="0" w:line="252" w:lineRule="auto"/>
+            </w:pPr>
+            <w:r>
+              <w:rPr>
+                <w:sz w:val="19"/>
+              </w:rPr>
+              <w:t>1.12</w:t>
+            </w:r>
+          </w:p>
+        </w:tc>
+        <w:tc>
+          <w:tcPr>
+            <w:tcW w:type="dxa" w:w="2853"/>
+            <w:shd w:val="clear" w:color="auto" w:fill="FAF6F7"/>
+          </w:tcPr>
+          <w:p>
+            <w:pPr>
+              <w:spacing w:after="0" w:line="252" w:lineRule="auto"/>
+            </w:pPr>
+            <w:r>
+              <w:rPr>
+                <w:sz w:val="19"/>
+              </w:rPr>
+              <w:t>Test data is still on the live system (feedback item 34), for example test guests, the urgent case note "My name is hamza" and records made as "System Administrator"</w:t>
+            </w:r>
+          </w:p>
+        </w:tc>
+        <w:tc>
+          <w:tcPr>
+            <w:tcW w:type="dxa" w:w="2853"/>
+            <w:shd w:val="clear" w:color="auto" w:fill="FAF6F7"/>
+          </w:tcPr>
+          <w:p>
+            <w:pPr>
+              <w:spacing w:after="0" w:line="252" w:lineRule="auto"/>
+            </w:pPr>
+            <w:r>
+              <w:rPr>
+                <w:sz w:val="19"/>
+              </w:rPr>
+              <w:t>Test records sit alongside real ones and appear in reports, exports and the audit trail</w:t>
+            </w:r>
+          </w:p>
+        </w:tc>
+        <w:tc>
+          <w:tcPr>
+            <w:tcW w:type="dxa" w:w="2853"/>
+            <w:shd w:val="clear" w:color="auto" w:fill="FAF6F7"/>
+          </w:tcPr>
+          <w:p>
+            <w:pPr>
+              <w:spacing w:after="0" w:line="252" w:lineRule="auto"/>
+            </w:pPr>
+            <w:r>
+              <w:rPr>
+                <w:sz w:val="19"/>
+              </w:rPr>
+              <w:t>Not done in the 7 October release, because it means changing the live database. The customer should approve which records are removed. Then take a backup and run a reviewed clean-up script. EMHIP has no delete for guests, and anonymising keeps notes, so the screens cannot do this</w:t>
+            </w:r>
+          </w:p>
+        </w:tc>
+      </w:tr>
     </w:tbl>
     <w:p>
       <w:pPr>
@@ -1510,7 +1690,7 @@
               <w:rPr>
                 <w:sz w:val="19"/>
               </w:rPr>
-              <w:t xml:space="preserve"> notes do not appear on the Overview tab; they only show in the urgent case panel's Crisis Actions Taken</w:t>
+              <w:t xml:space="preserve"> notes do not appear on the Overview tab. They used to show only in the Urgent Case Details panel, which was removed on 7 October 2026, so now they are only listed first on the Notes tab</w:t>
             </w:r>
           </w:p>
         </w:tc>
@@ -1581,7 +1761,7 @@
               <w:rPr>
                 <w:sz w:val="19"/>
               </w:rPr>
-              <w:t xml:space="preserve">The Urgent Cases list and details panel always use a 72-hour window, but the episode record, its timeline and the urgent-case email use </w:t>
+              <w:t xml:space="preserve">The Urgent Cases list always uses a 72-hour window, but the Urgent Case Record and the urgent-case email use </w:t>
             </w:r>
             <w:r>
               <w:rPr>
@@ -1672,7 +1852,59 @@
               <w:rPr>
                 <w:sz w:val="19"/>
               </w:rPr>
-              <w:t xml:space="preserve"> uses a fixed list of reasons and urgency levels, and the CMHT team is free text, although Settings has option lists for all three</w:t>
+              <w:t xml:space="preserve"> was replaced on 7 October 2026 by a hand-written record of the call. Its </w:t>
+            </w:r>
+            <w:r>
+              <w:rPr>
+                <w:b/>
+                <w:sz w:val="19"/>
+              </w:rPr>
+              <w:t>Escalation reasons</w:t>
+            </w:r>
+            <w:r>
+              <w:rPr>
+                <w:sz w:val="19"/>
+              </w:rPr>
+              <w:t xml:space="preserve"> and </w:t>
+            </w:r>
+            <w:r>
+              <w:rPr>
+                <w:b/>
+                <w:sz w:val="19"/>
+              </w:rPr>
+              <w:t>Escalation urgency</w:t>
+            </w:r>
+            <w:r>
+              <w:rPr>
+                <w:sz w:val="19"/>
+              </w:rPr>
+              <w:t xml:space="preserve"> option lists are now unused and hidden, and </w:t>
+            </w:r>
+            <w:r>
+              <w:rPr>
+                <w:b/>
+                <w:sz w:val="19"/>
+              </w:rPr>
+              <w:t>CMHT teams</w:t>
+            </w:r>
+            <w:r>
+              <w:rPr>
+                <w:sz w:val="19"/>
+              </w:rPr>
+              <w:t xml:space="preserve"> is still listed although the record's </w:t>
+            </w:r>
+            <w:r>
+              <w:rPr>
+                <w:b/>
+                <w:sz w:val="19"/>
+              </w:rPr>
+              <w:t>Team or service</w:t>
+            </w:r>
+            <w:r>
+              <w:rPr>
+                <w:sz w:val="19"/>
+              </w:rPr>
+              <w:t xml:space="preserve"> is free text</w:t>
             </w:r>
           </w:p>
         </w:tc>
@@ -1688,7 +1920,7 @@
               <w:rPr>
                 <w:sz w:val="19"/>
               </w:rPr>
-              <w:t>Changes to those option lists have no effect</w:t>
+              <w:t>Admins may expect CMHT teams to feed the record</w:t>
             </w:r>
           </w:p>
         </w:tc>
@@ -1704,7 +1936,7 @@
               <w:rPr>
                 <w:sz w:val="19"/>
               </w:rPr>
-              <w:t>Load the dialog's options from the option lists</w:t>
+              <w:t>Remove the unused lists, or offer CMHT teams as suggestions in Team or service</w:t>
             </w:r>
           </w:p>
         </w:tc>
@@ -1834,7 +2066,20 @@
               <w:rPr>
                 <w:sz w:val="19"/>
               </w:rPr>
-              <w:t xml:space="preserve"> in the Add Contact form does not raise the urgent flag; only a risk assessment, or immediate risk at intake, does</w:t>
+              <w:t xml:space="preserve"> in the Add Contact form does not raise an urgent case; only </w:t>
+            </w:r>
+            <w:r>
+              <w:rPr>
+                <w:b/>
+                <w:sz w:val="19"/>
+              </w:rPr>
+              <w:t>Raise Urgent Case</w:t>
+            </w:r>
+            <w:r>
+              <w:rPr>
+                <w:sz w:val="19"/>
+              </w:rPr>
+              <w:t>, or immediate risk at intake, does</w:t>
             </w:r>
           </w:p>
         </w:tc>
@@ -1866,7 +2111,7 @@
               <w:rPr>
                 <w:sz w:val="19"/>
               </w:rPr>
-              <w:t>Confirm the intended clinical process; if high risk should escalate, raise the flag when such a contact is submitted</w:t>
+              <w:t>Confirm the intended clinical process; if high risk should escalate, offer to raise an urgent case when such a contact is submitted</w:t>
             </w:r>
           </w:p>
         </w:tc>
@@ -2009,7 +2254,7 @@
                 <w:b/>
                 <w:sz w:val="19"/>
               </w:rPr>
-              <w:t>Raise Urgent Flag</w:t>
+              <w:t>Raise Urgent Case</w:t>
             </w:r>
             <w:r>
               <w:rPr>
@@ -2280,7 +2525,7 @@
               <w:rPr>
                 <w:sz w:val="19"/>
               </w:rPr>
-              <w:t xml:space="preserve">. Ten option lists (for example housing, employment, language, CMHT team) are not used by any screen. Leaving </w:t>
+              <w:t xml:space="preserve">. Eight option lists (for example housing, employment, language, CMHT team) are not used by any screen, and two more are hidden (see 2.7). Leaving </w:t>
             </w:r>
             <w:r>
               <w:rPr>
@@ -3364,7 +3609,7 @@
               <w:rPr>
                 <w:sz w:val="19"/>
               </w:rPr>
-              <w:t>Small wording and display issues: Recommendation is starred in Add Contact but required only for CPN sessions; Contact History's search says it searches notes but matches names and G-numbers; Scheduled contacts' search mentions a reference number but matches an internal id; the Record contact dialog shows raw values such as "NoAnswer"; the greeting always says "Good Morning"; "Next DIALOG assessment due" always says "Not yet scheduled"; the anonymise reason is labelled optional but is required; the guest's "urgent episodes" count actually counts flagged risk assessments; "Full caseload report" opens the Overview tab; registration accepts a next contact date in the past</w:t>
+              <w:t>Small wording and display issues: Recommendation is starred in Add Contact but required only for CPN sessions; Contact History's search says it searches notes but matches names and G-numbers; Scheduled contacts' search mentions a reference number but matches an internal id; the Record contact dialog shows raw values such as "NoAnswer"; the greeting always says "Good Morning"; "Next DIALOG assessment due" always says "Not yet scheduled"; the anonymise reason is labelled optional but is required; "Full caseload report" opens the Overview tab; registration accepts a next contact date in the past</w:t>
             </w:r>
           </w:p>
         </w:tc>
@@ -3562,6 +3807,130 @@
       <w:r>
         <w:rPr/>
         <w:t>Practical-support categories were shown as pathways, and the three pathways had different names on different screens. Only Mental Wellbeing, Clinical Support and Community Recovery are shown now.</w:t>
+      </w:r>
+    </w:p>
+    <w:p>
+      <w:pPr>
+        <w:pStyle w:val="Heading2"/>
+        <w:pBdr>
+          <w:bottom w:val="single" w:sz="6" w:space="4" w:color="E8D5DB"/>
+        </w:pBdr>
+      </w:pPr>
+      <w:r>
+        <w:rPr/>
+        <w:t>5. Fixed in the 7 October release</w:t>
+      </w:r>
+    </w:p>
+    <w:p>
+      <w:r>
+        <w:rPr/>
+        <w:t>Found in the updated feedback sheet (Build Feedback v3) or while making those changes, and fixed. Document 07b has the full list.</w:t>
+      </w:r>
+    </w:p>
+    <w:p>
+      <w:pPr>
+        <w:pStyle w:val="ListBullet"/>
+      </w:pPr>
+      <w:r>
+        <w:rPr/>
+        <w:t>The urgent case feature had three names (urgent flag, urgent case, crisis episode); it is "Urgent Case" everywhere.</w:t>
+      </w:r>
+    </w:p>
+    <w:p>
+      <w:pPr>
+        <w:pStyle w:val="ListBullet"/>
+      </w:pPr>
+      <w:r>
+        <w:rPr/>
+        <w:t>Raising an urgent case without notes was allowed; notes are now required, and an "Other" risk type was added.</w:t>
+      </w:r>
+    </w:p>
+    <w:p>
+      <w:pPr>
+        <w:pStyle w:val="ListBullet"/>
+      </w:pPr>
+      <w:r>
+        <w:rPr/>
+        <w:t xml:space="preserve">Urgent cases could be raised in two places, and the Clinical Details tab's own risk form was confusing. Only </w:t>
+      </w:r>
+      <w:r>
+        <w:rPr>
+          <w:b/>
+        </w:rPr>
+        <w:t>Raise Urgent Case</w:t>
+      </w:r>
+      <w:r>
+        <w:rPr/>
+        <w:t xml:space="preserve"> raises one now, and Clinical Details shows the result read-only.</w:t>
+      </w:r>
+    </w:p>
+    <w:p>
+      <w:pPr>
+        <w:pStyle w:val="ListBullet"/>
+      </w:pPr>
+      <w:r>
+        <w:rPr>
+          <w:b/>
+        </w:rPr>
+        <w:t>Escalate to CMHT</w:t>
+      </w:r>
+      <w:r>
+        <w:rPr/>
+        <w:t xml:space="preserve"> suggested EMHIP contacted the CMHT, which it cannot. It is replaced by a record of the call.</w:t>
+      </w:r>
+    </w:p>
+    <w:p>
+      <w:pPr>
+        <w:pStyle w:val="ListBullet"/>
+      </w:pPr>
+      <w:r>
+        <w:rPr/>
+        <w:t>The Clinical Details "Urgent episodes" count counted flagged risk assessments; "Urgent cases" now counts urgent cases.</w:t>
+      </w:r>
+    </w:p>
+    <w:p>
+      <w:pPr>
+        <w:pStyle w:val="ListBullet"/>
+      </w:pPr>
+      <w:r>
+        <w:rPr/>
+        <w:t>Urgent cases raised from the Initial Conversation tab did not record on the case who raised them; they do now.</w:t>
+      </w:r>
+    </w:p>
+    <w:p>
+      <w:pPr>
+        <w:pStyle w:val="ListBullet"/>
+      </w:pPr>
+      <w:r>
+        <w:rPr/>
+        <w:t>A document with no retention date, or a short one, could be permanently deleted soon after upload; nothing can now be permanently deleted within 8 years of upload.</w:t>
+      </w:r>
+    </w:p>
+    <w:p>
+      <w:pPr>
+        <w:pStyle w:val="ListBullet"/>
+      </w:pPr>
+      <w:r>
+        <w:rPr/>
+        <w:t>Email templates nobody had edited kept their original wording after updates; they now follow the standard wording.</w:t>
+      </w:r>
+    </w:p>
+    <w:p>
+      <w:pPr>
+        <w:pStyle w:val="ListBullet"/>
+      </w:pPr>
+      <w:r>
+        <w:rPr/>
+        <w:t>The guest import refused the status "Inactive"; it is accepted.</w:t>
+      </w:r>
+    </w:p>
+    <w:p>
+      <w:pPr>
+        <w:pStyle w:val="ListBullet"/>
+      </w:pPr>
+      <w:r>
+        <w:rPr/>
+        <w:t>The Demographics filter panel could open under the left menu; selected CMHW names were cut off in the CMHW filters.</w:t>
       </w:r>
     </w:p>
     <w:sectPr>
